--- a/lab_4/BaonvHe181955_LAB4.docx
+++ b/lab_4/BaonvHe181955_LAB4.docx
@@ -519,10 +519,10 @@
                 <w:noProof/>
               </w:rPr>
               <w:drawing>
-                <wp:inline distT="0" distB="0" distL="0" distR="0" wp14:anchorId="52925CF2" wp14:editId="5404A0D5">
-                  <wp:extent cx="5943600" cy="1912620"/>
+                <wp:inline distT="0" distB="0" distL="0" distR="0" wp14:anchorId="3E88D80B" wp14:editId="22D4F61D">
+                  <wp:extent cx="5943600" cy="3411855"/>
                   <wp:effectExtent l="0" t="0" r="0" b="0"/>
-                  <wp:docPr id="45147630" name="Picture 1"/>
+                  <wp:docPr id="1238206677" name="Picture 1"/>
                   <wp:cNvGraphicFramePr>
                     <a:graphicFrameLocks xmlns:a="http://schemas.openxmlformats.org/drawingml/2006/main" noChangeAspect="1"/>
                   </wp:cNvGraphicFramePr>
@@ -530,7 +530,7 @@
                     <a:graphicData uri="http://schemas.openxmlformats.org/drawingml/2006/picture">
                       <pic:pic xmlns:pic="http://schemas.openxmlformats.org/drawingml/2006/picture">
                         <pic:nvPicPr>
-                          <pic:cNvPr id="45147630" name=""/>
+                          <pic:cNvPr id="1238206677" name=""/>
                           <pic:cNvPicPr/>
                         </pic:nvPicPr>
                         <pic:blipFill>
@@ -542,7 +542,7 @@
                         <pic:spPr>
                           <a:xfrm>
                             <a:off x="0" y="0"/>
-                            <a:ext cx="5943600" cy="1912620"/>
+                            <a:ext cx="5943600" cy="3411855"/>
                           </a:xfrm>
                           <a:prstGeom prst="rect">
                             <a:avLst/>
@@ -560,10 +560,10 @@
               </w:rPr>
               <w:lastRenderedPageBreak/>
               <w:drawing>
-                <wp:inline distT="0" distB="0" distL="0" distR="0" wp14:anchorId="0D4EE809" wp14:editId="27285C8A">
-                  <wp:extent cx="5943600" cy="4155440"/>
-                  <wp:effectExtent l="0" t="0" r="0" b="0"/>
-                  <wp:docPr id="674768146" name="Picture 1"/>
+                <wp:inline distT="0" distB="0" distL="0" distR="0" wp14:anchorId="4F05918D" wp14:editId="23ADAF1B">
+                  <wp:extent cx="5943600" cy="4143375"/>
+                  <wp:effectExtent l="0" t="0" r="0" b="9525"/>
+                  <wp:docPr id="3500566" name="Picture 1"/>
                   <wp:cNvGraphicFramePr>
                     <a:graphicFrameLocks xmlns:a="http://schemas.openxmlformats.org/drawingml/2006/main" noChangeAspect="1"/>
                   </wp:cNvGraphicFramePr>
@@ -571,7 +571,7 @@
                     <a:graphicData uri="http://schemas.openxmlformats.org/drawingml/2006/picture">
                       <pic:pic xmlns:pic="http://schemas.openxmlformats.org/drawingml/2006/picture">
                         <pic:nvPicPr>
-                          <pic:cNvPr id="674768146" name=""/>
+                          <pic:cNvPr id="3500566" name=""/>
                           <pic:cNvPicPr/>
                         </pic:nvPicPr>
                         <pic:blipFill>
@@ -583,7 +583,7 @@
                         <pic:spPr>
                           <a:xfrm>
                             <a:off x="0" y="0"/>
-                            <a:ext cx="5943600" cy="4155440"/>
+                            <a:ext cx="5943600" cy="4143375"/>
                           </a:xfrm>
                           <a:prstGeom prst="rect">
                             <a:avLst/>
@@ -600,10 +600,10 @@
                 <w:noProof/>
               </w:rPr>
               <w:drawing>
-                <wp:inline distT="0" distB="0" distL="0" distR="0" wp14:anchorId="799E2AC8" wp14:editId="43DC28A7">
-                  <wp:extent cx="5943600" cy="3856990"/>
+                <wp:inline distT="0" distB="0" distL="0" distR="0" wp14:anchorId="372C400F" wp14:editId="37A24BCD">
+                  <wp:extent cx="5943600" cy="3854450"/>
                   <wp:effectExtent l="0" t="0" r="0" b="0"/>
-                  <wp:docPr id="1247067644" name="Picture 1"/>
+                  <wp:docPr id="484929221" name="Picture 1"/>
                   <wp:cNvGraphicFramePr>
                     <a:graphicFrameLocks xmlns:a="http://schemas.openxmlformats.org/drawingml/2006/main" noChangeAspect="1"/>
                   </wp:cNvGraphicFramePr>
@@ -611,7 +611,7 @@
                     <a:graphicData uri="http://schemas.openxmlformats.org/drawingml/2006/picture">
                       <pic:pic xmlns:pic="http://schemas.openxmlformats.org/drawingml/2006/picture">
                         <pic:nvPicPr>
-                          <pic:cNvPr id="1247067644" name=""/>
+                          <pic:cNvPr id="484929221" name=""/>
                           <pic:cNvPicPr/>
                         </pic:nvPicPr>
                         <pic:blipFill>
@@ -623,7 +623,7 @@
                         <pic:spPr>
                           <a:xfrm>
                             <a:off x="0" y="0"/>
-                            <a:ext cx="5943600" cy="3856990"/>
+                            <a:ext cx="5943600" cy="3854450"/>
                           </a:xfrm>
                           <a:prstGeom prst="rect">
                             <a:avLst/>
